--- a/files/Keandra_Morris_Operations_Project_Manager_Resume.docx
+++ b/files/Keandra_Morris_Operations_Project_Manager_Resume.docx
@@ -51,7 +51,7 @@
         </w:rPr>
         <w:t xml:space="preserve">Palmdale, CA  |  </w:t>
       </w:r>
-      <w:hyperlink w:history="1" r:id="rIdgmws7gdd71cr12c03y9v9">
+      <w:hyperlink w:history="1" r:id="rId45jc_um1goyqk6pa-m4xt">
         <w:r>
           <w:rPr>
             <w:rFonts w:ascii="Calibri" w:cs="Calibri" w:eastAsia="Calibri" w:hAnsi="Calibri"/>
@@ -71,7 +71,7 @@
         </w:rPr>
         <w:t xml:space="preserve">  |  </w:t>
       </w:r>
-      <w:hyperlink w:history="1" r:id="rIdpwh_7rsgwjhnwnfntyeo4">
+      <w:hyperlink w:history="1" r:id="rIdnqeauifnoocfll_ptkptq">
         <w:r>
           <w:rPr>
             <w:rFonts w:ascii="Calibri" w:cs="Calibri" w:eastAsia="Calibri" w:hAnsi="Calibri"/>
@@ -91,7 +91,7 @@
         </w:rPr>
         <w:t xml:space="preserve">  |  </w:t>
       </w:r>
-      <w:hyperlink w:history="1" r:id="rIdztthu5o1dyilxiufyyhho">
+      <w:hyperlink w:history="1" r:id="rIdz2nh3scvidgh6-6ijnmjj">
         <w:r>
           <w:rPr>
             <w:rFonts w:ascii="Calibri" w:cs="Calibri" w:eastAsia="Calibri" w:hAnsi="Calibri"/>
@@ -108,7 +108,7 @@
         <w:spacing w:after="10" w:before="0"/>
         <w:jc w:val="center"/>
       </w:pPr>
-      <w:hyperlink w:history="1" r:id="rId_d1u6honsu3f8e3gd-qje">
+      <w:hyperlink w:history="1" r:id="rIdgqkcpnkioo9inmvxcyxlr">
         <w:r>
           <w:rPr>
             <w:rFonts w:ascii="Calibri" w:cs="Calibri" w:eastAsia="Calibri" w:hAnsi="Calibri"/>
@@ -166,7 +166,7 @@
           <w:sz w:val="20"/>
           <w:szCs w:val="20"/>
         </w:rPr>
-        <w:t xml:space="preserve">Operations Project Manager with 8+ years driving end-to-end program launches, process redesign, and digital workflow transformation across multi-stakeholder environments. Managed a $500K+ annual operating budget, reduced manual workload by 40% through workflow automation, and cut compliance issues by 50% via SOP-driven training systems. Combines hands-on operational leadership with Python-based data analysis, KPI dashboard development, and cross-functional stakeholder management to deliver scalable, audit-ready programs. Seeking operations, program management, or business operations analyst roles where systems thinking and data-driven execution create measurable organizational impact.</w:t>
+        <w:t xml:space="preserve">Operations Project Manager with 8+ years of end-to-end program ownership, process redesign, and digital workflow transformation across complex, multi-stakeholder environments. Managed a $500K+ annual operating budget, reduced manual workload by 40% through workflow automation, and eliminated 50% of compliance incidents through SOP-driven training and controls. Combines hands-on operational leadership with strategic planning, Python-based data analysis, executive KPI reporting, and cross-functional team management to deliver scalable, audit-ready programs. Proven track record launching programs from zero infrastructure to full operational maturity.</w:t>
       </w:r>
     </w:p>
     <w:p>
@@ -207,7 +207,7 @@
           <w:sz w:val="20"/>
           <w:szCs w:val="20"/>
         </w:rPr>
-        <w:t xml:space="preserve">Project Management  |  Program Launch  |  Process Improvement  |  Change Management  |  Stakeholder Management  |  Budget Ownership  |  KPI Development  |  Workflow Automation  |  SOP Design  |  Risk Mitigation  |  Vendor Management  |  Compliance Management  |  Data Analysis  |  Dashboard Development  |  Cross-functional Collaboration  |  Training Systems  |  Continuous Improvement  |  Operational Readiness  |  Business Process Management  |  Performance Reporting</w:t>
+        <w:t xml:space="preserve">Project Management  |  Program Launch  |  Process Improvement  |  Change Management  |  Strategic Planning  |  Stakeholder Management  |  Budget Ownership  |  KPI Development  |  Workflow Automation  |  SOP Design  |  Risk Mitigation  |  Vendor Management  |  Compliance Management  |  Data Analysis  |  Dashboard Development  |  Executive Reporting  |  Cross-functional Collaboration  |  Team Leadership  |  Training Systems  |  Continuous Improvement  |  Operational Readiness  |  Agile Delivery  |  Business Process Management  |  Performance Reporting</w:t>
       </w:r>
     </w:p>
     <w:p>
@@ -316,6 +316,25 @@
           <w:sz w:val="20"/>
           <w:szCs w:val="20"/>
         </w:rPr>
+        <w:t xml:space="preserve">Managed and developed a cross-functional operations team, overseeing daily staffing, scheduling, training execution, performance routines, and accountability systems across a six-year program run</w:t>
+      </w:r>
+    </w:p>
+    <w:p>
+      <w:pPr>
+        <w:pStyle w:val="ListParagraph"/>
+        <w:numPr>
+          <w:ilvl w:val="0"/>
+          <w:numId w:val="2"/>
+        </w:numPr>
+        <w:spacing w:after="70" w:before="0"/>
+      </w:pPr>
+      <w:r>
+        <w:rPr>
+          <w:rFonts w:ascii="Calibri" w:cs="Calibri" w:eastAsia="Calibri" w:hAnsi="Calibri"/>
+          <w:color w:val="1C1C1C"/>
+          <w:sz w:val="20"/>
+          <w:szCs w:val="20"/>
+        </w:rPr>
         <w:t xml:space="preserve">Managed $500K annual operating budget, applying demand forecasting and cost analysis in Excel to optimize purchasing decisions, reduce waste, and sustain budget targets across a 6-year program run</w:t>
       </w:r>
     </w:p>
@@ -411,7 +430,7 @@
           <w:sz w:val="20"/>
           <w:szCs w:val="20"/>
         </w:rPr>
-        <w:t xml:space="preserve">Built Excel-based performance dashboards to track KPIs, service quality metrics, and operational costs, providing real-time program health visibility to leadership</w:t>
+        <w:t xml:space="preserve">Built Excel-based performance dashboards and executive reporting packages to track KPIs, service quality metrics, and operational costs, delivering real-time program visibility to senior leadership</w:t>
       </w:r>
     </w:p>
     <w:p>
@@ -720,7 +739,7 @@
           <w:sz w:val="20"/>
           <w:szCs w:val="20"/>
         </w:rPr>
-        <w:t xml:space="preserve">Designed and executed emergency COVID meal distribution program serving approximately 3,000 children across multiple drive-through distribution points while maintaining documentation standards and safety protocols</w:t>
+        <w:t xml:space="preserve">Designed and launched an emergency meal distribution program in response to COVID-19 facility closures, building a multi-site drive-through operation from scratch that served approximately 3,000 children while maintaining CACFP documentation standards and full regulatory compliance</w:t>
       </w:r>
     </w:p>
     <w:p>
@@ -860,7 +879,7 @@
           <w:sz w:val="20"/>
           <w:szCs w:val="20"/>
         </w:rPr>
-        <w:t xml:space="preserve">Microsoft Planner, task management systems, digital workflow design, process documentation, project tracking, operational readiness frameworks</w:t>
+        <w:t xml:space="preserve">Microsoft Planner, task management systems, agile-influenced project delivery, iterative workflow improvement, scope management, process documentation, project tracking, operational readiness frameworks</w:t>
       </w:r>
     </w:p>
     <w:p>
